--- a/Loesungsblatt_fuer_Workshopleitung.docx
+++ b/Loesungsblatt_fuer_Workshopleitung.docx
@@ -778,7 +778,7 @@
           <w:sz w:val="22"/>
           <w:szCs w:val="22"/>
         </w:rPr>
-        <w:t xml:space="preserve"> stehen, weil uniq nur benachbarte Duplikate erkennt.</w:t>
+        <w:t xml:space="preserve"> stehen, weil uniq nur benachbarte Duplikate erkennt. Hinweis: Die Feldnummern 12 und 14 gelten, weil alle Failed-Zeilen dieser Datei die Form „for invalid user NAME from IP“ haben. In echten Logs gibt es auch „Failed password for root from IP“ – dort verschieben sich die Felder um zwei.</w:t>
       </w:r>
     </w:p>
     <w:p>
